--- a/EJERCICIOS DE LOS ALUMNOS/JESUS/Modulo1/Seguridad Informatica/Ejercicios arpWatch_JesusDiaz.docx
+++ b/EJERCICIOS DE LOS ALUMNOS/JESUS/Modulo1/Seguridad Informatica/Ejercicios arpWatch_JesusDiaz.docx
@@ -469,27 +469,221 @@
       </w:r>
     </w:p>
     <w:p>
-      <w:r>
-        <w:t xml:space="preserve">sudo </w:t>
-      </w:r>
-      <w:proofErr w:type="spellStart"/>
-      <w:r>
+      <w:pPr>
+        <w:rPr>
+          <w:lang w:val="en-GB"/>
+        </w:rPr>
+      </w:pPr>
+      <w:proofErr w:type="spellStart"/>
+      <w:r>
+        <w:rPr>
+          <w:lang w:val="en-GB"/>
+        </w:rPr>
+        <w:t>sudo</w:t>
+      </w:r>
+      <w:proofErr w:type="spellEnd"/>
+      <w:r>
+        <w:rPr>
+          <w:lang w:val="en-GB"/>
+        </w:rPr>
+        <w:t xml:space="preserve"> </w:t>
+      </w:r>
+      <w:proofErr w:type="spellStart"/>
+      <w:r>
+        <w:rPr>
+          <w:lang w:val="en-GB"/>
+        </w:rPr>
         <w:t>journalctl</w:t>
       </w:r>
       <w:proofErr w:type="spellEnd"/>
       <w:r>
+        <w:rPr>
+          <w:lang w:val="en-GB"/>
+        </w:rPr>
         <w:t xml:space="preserve"> -f | grep </w:t>
       </w:r>
       <w:proofErr w:type="spellStart"/>
       <w:r>
+        <w:rPr>
+          <w:lang w:val="en-GB"/>
+        </w:rPr>
         <w:t>arpwatch</w:t>
       </w:r>
       <w:proofErr w:type="spellEnd"/>
     </w:p>
-    <w:p/>
-    <w:p/>
-    <w:p/>
-    <w:p/>
+    <w:p>
+      <w:pPr>
+        <w:rPr>
+          <w:lang w:val="en-GB"/>
+        </w:rPr>
+      </w:pPr>
+    </w:p>
+    <w:p>
+      <w:pPr>
+        <w:rPr>
+          <w:b/>
+          <w:bCs/>
+        </w:rPr>
+      </w:pPr>
+      <w:r>
+        <w:rPr>
+          <w:b/>
+          <w:bCs/>
+        </w:rPr>
+        <w:t>En caso de que no salga nada</w:t>
+      </w:r>
+    </w:p>
+    <w:p>
+      <w:pPr>
+        <w:rPr>
+          <w:lang w:val="en-GB"/>
+        </w:rPr>
+      </w:pPr>
+      <w:proofErr w:type="spellStart"/>
+      <w:r>
+        <w:rPr>
+          <w:lang w:val="en-GB"/>
+        </w:rPr>
+        <w:t>sudo</w:t>
+      </w:r>
+      <w:proofErr w:type="spellEnd"/>
+      <w:r>
+        <w:rPr>
+          <w:lang w:val="en-GB"/>
+        </w:rPr>
+        <w:t xml:space="preserve"> </w:t>
+      </w:r>
+      <w:proofErr w:type="spellStart"/>
+      <w:r>
+        <w:rPr>
+          <w:lang w:val="en-GB"/>
+        </w:rPr>
+        <w:t>mkdir</w:t>
+      </w:r>
+      <w:proofErr w:type="spellEnd"/>
+      <w:r>
+        <w:rPr>
+          <w:lang w:val="en-GB"/>
+        </w:rPr>
+        <w:t xml:space="preserve"> -p /var/lib/</w:t>
+      </w:r>
+      <w:proofErr w:type="spellStart"/>
+      <w:r>
+        <w:rPr>
+          <w:lang w:val="en-GB"/>
+        </w:rPr>
+        <w:t>arpwatch</w:t>
+      </w:r>
+      <w:proofErr w:type="spellEnd"/>
+    </w:p>
+    <w:p>
+      <w:pPr>
+        <w:rPr>
+          <w:lang w:val="en-GB"/>
+        </w:rPr>
+      </w:pPr>
+      <w:proofErr w:type="spellStart"/>
+      <w:r>
+        <w:rPr>
+          <w:lang w:val="en-GB"/>
+        </w:rPr>
+        <w:t>sudo</w:t>
+      </w:r>
+      <w:proofErr w:type="spellEnd"/>
+      <w:r>
+        <w:rPr>
+          <w:lang w:val="en-GB"/>
+        </w:rPr>
+        <w:t xml:space="preserve"> touch /var/lib/</w:t>
+      </w:r>
+      <w:proofErr w:type="spellStart"/>
+      <w:r>
+        <w:rPr>
+          <w:lang w:val="en-GB"/>
+        </w:rPr>
+        <w:t>arpwatch</w:t>
+      </w:r>
+      <w:proofErr w:type="spellEnd"/>
+      <w:r>
+        <w:rPr>
+          <w:lang w:val="en-GB"/>
+        </w:rPr>
+        <w:t>/arp.dat</w:t>
+      </w:r>
+    </w:p>
+    <w:p>
+      <w:pPr>
+        <w:rPr>
+          <w:lang w:val="en-GB"/>
+        </w:rPr>
+      </w:pPr>
+      <w:proofErr w:type="spellStart"/>
+      <w:r>
+        <w:rPr>
+          <w:lang w:val="en-GB"/>
+        </w:rPr>
+        <w:t>sudo</w:t>
+      </w:r>
+      <w:proofErr w:type="spellEnd"/>
+      <w:r>
+        <w:rPr>
+          <w:lang w:val="en-GB"/>
+        </w:rPr>
+        <w:t xml:space="preserve"> </w:t>
+      </w:r>
+      <w:proofErr w:type="spellStart"/>
+      <w:r>
+        <w:rPr>
+          <w:lang w:val="en-GB"/>
+        </w:rPr>
+        <w:t>chown</w:t>
+      </w:r>
+      <w:proofErr w:type="spellEnd"/>
+      <w:r>
+        <w:rPr>
+          <w:lang w:val="en-GB"/>
+        </w:rPr>
+        <w:t xml:space="preserve"> -R </w:t>
+      </w:r>
+      <w:proofErr w:type="spellStart"/>
+      <w:proofErr w:type="gramStart"/>
+      <w:r>
+        <w:rPr>
+          <w:lang w:val="en-GB"/>
+        </w:rPr>
+        <w:t>arpwatch:arpwatch</w:t>
+      </w:r>
+      <w:proofErr w:type="spellEnd"/>
+      <w:proofErr w:type="gramEnd"/>
+      <w:r>
+        <w:rPr>
+          <w:lang w:val="en-GB"/>
+        </w:rPr>
+        <w:t xml:space="preserve"> /var/lib/</w:t>
+      </w:r>
+      <w:proofErr w:type="spellStart"/>
+      <w:r>
+        <w:rPr>
+          <w:lang w:val="en-GB"/>
+        </w:rPr>
+        <w:t>arpwatch</w:t>
+      </w:r>
+      <w:proofErr w:type="spellEnd"/>
+    </w:p>
+    <w:p>
+      <w:pPr>
+        <w:rPr>
+          <w:lang w:val="en-GB"/>
+        </w:rPr>
+      </w:pPr>
+    </w:p>
+    <w:p>
+      <w:pPr>
+        <w:rPr>
+          <w:lang w:val="en-GB"/>
+        </w:rPr>
+      </w:pPr>
+    </w:p>
     <w:p>
       <w:pPr>
         <w:pBdr>
@@ -830,6 +1024,7 @@
           <w:b/>
           <w:bCs/>
         </w:rPr>
+        <w:lastRenderedPageBreak/>
         <w:t>Observa: nombre de la interfaz (p. ej. eth0, enp0s3, wlan0). Usa ese nombre en los siguientes ejercicios.</w:t>
       </w:r>
     </w:p>
@@ -912,7 +1107,6 @@
           <w:b/>
           <w:bCs/>
         </w:rPr>
-        <w:lastRenderedPageBreak/>
         <w:t>Objetivo: ver la salida directa para entender su funcionamiento.</w:t>
       </w:r>
     </w:p>
@@ -1745,6 +1939,7 @@
           <w:bCs/>
           <w:strike/>
         </w:rPr>
+        <w:lastRenderedPageBreak/>
         <w:t>Levanta una VM extra o conecta un móvil a la misma red/segmento.</w:t>
       </w:r>
     </w:p>
@@ -1829,7 +2024,6 @@
           <w:b/>
           <w:bCs/>
         </w:rPr>
-        <w:lastRenderedPageBreak/>
         <w:t>Ejercicio 7 — Cambiar la MAC local y comprobar alerta</w:t>
       </w:r>
     </w:p>
@@ -2709,6 +2903,7 @@
           <w:b/>
           <w:bCs/>
         </w:rPr>
+        <w:lastRenderedPageBreak/>
         <w:t>ip</w:t>
       </w:r>
       <w:proofErr w:type="spellEnd"/>
@@ -2783,7 +2978,6 @@
           <w:b/>
           <w:bCs/>
         </w:rPr>
-        <w:lastRenderedPageBreak/>
         <w:t>Ejercicio 10 — Parar y limpiar la práctica</w:t>
       </w:r>
     </w:p>
